--- a/Assignment1_Riasat_F2026.docx
+++ b/Assignment1_Riasat_F2026.docx
@@ -4,10 +4,113 @@
   <w:body>
     <w:p>
       <w:r>
+        <w:rPr>
+          <w:noProof/>
+        </w:rPr>
+        <mc:AlternateContent>
+          <mc:Choice Requires="wps">
+            <w:drawing>
+              <wp:anchor distT="45720" distB="45720" distL="114300" distR="114300" simplePos="0" relativeHeight="251660288" behindDoc="0" locked="0" layoutInCell="1" allowOverlap="1" wp14:anchorId="7FF5963A" wp14:editId="3BC1BE2A">
+                <wp:simplePos x="0" y="0"/>
+                <wp:positionH relativeFrom="column">
+                  <wp:posOffset>1821180</wp:posOffset>
+                </wp:positionH>
+                <wp:positionV relativeFrom="paragraph">
+                  <wp:posOffset>0</wp:posOffset>
+                </wp:positionV>
+                <wp:extent cx="2080260" cy="312420"/>
+                <wp:effectExtent l="0" t="0" r="15240" b="22860"/>
+                <wp:wrapSquare wrapText="bothSides"/>
+                <wp:docPr id="217" name="Text Box 2"/>
+                <wp:cNvGraphicFramePr>
+                  <a:graphicFrameLocks xmlns:a="http://schemas.openxmlformats.org/drawingml/2006/main"/>
+                </wp:cNvGraphicFramePr>
+                <a:graphic xmlns:a="http://schemas.openxmlformats.org/drawingml/2006/main">
+                  <a:graphicData uri="http://schemas.microsoft.com/office/word/2010/wordprocessingShape">
+                    <wps:wsp>
+                      <wps:cNvSpPr txBox="1">
+                        <a:spLocks noChangeArrowheads="1"/>
+                      </wps:cNvSpPr>
+                      <wps:spPr bwMode="auto">
+                        <a:xfrm>
+                          <a:off x="0" y="0"/>
+                          <a:ext cx="2080260" cy="312420"/>
+                        </a:xfrm>
+                        <a:prstGeom prst="rect">
+                          <a:avLst/>
+                        </a:prstGeom>
+                        <a:solidFill>
+                          <a:srgbClr val="FFFFFF"/>
+                        </a:solidFill>
+                        <a:ln w="9525">
+                          <a:solidFill>
+                            <a:srgbClr val="000000"/>
+                          </a:solidFill>
+                          <a:miter lim="800000"/>
+                          <a:headEnd/>
+                          <a:tailEnd/>
+                        </a:ln>
+                      </wps:spPr>
+                      <wps:txbx>
+                        <w:txbxContent>
+                          <w:p>
+                            <w:pPr>
+                              <w:jc w:val="center"/>
+                            </w:pPr>
+                            <w:r>
+                              <w:t>Task A</w:t>
+                            </w:r>
+                          </w:p>
+                        </w:txbxContent>
+                      </wps:txbx>
+                      <wps:bodyPr rot="0" vert="horz" wrap="square" lIns="91440" tIns="45720" rIns="91440" bIns="45720" anchor="t" anchorCtr="0">
+                        <a:noAutofit/>
+                      </wps:bodyPr>
+                    </wps:wsp>
+                  </a:graphicData>
+                </a:graphic>
+                <wp14:sizeRelH relativeFrom="margin">
+                  <wp14:pctWidth>0</wp14:pctWidth>
+                </wp14:sizeRelH>
+                <wp14:sizeRelV relativeFrom="margin">
+                  <wp14:pctHeight>0</wp14:pctHeight>
+                </wp14:sizeRelV>
+              </wp:anchor>
+            </w:drawing>
+          </mc:Choice>
+          <mc:Fallback>
+            <w:pict>
+              <v:shapetype w14:anchorId="7FF5963A" id="_x0000_t202" coordsize="21600,21600" o:spt="202" path="m,l,21600r21600,l21600,xe">
+                <v:stroke joinstyle="miter"/>
+                <v:path gradientshapeok="t" o:connecttype="rect"/>
+              </v:shapetype>
+              <v:shape id="Text Box 2" o:spid="_x0000_s1026" type="#_x0000_t202" style="position:absolute;margin-left:143.4pt;margin-top:0;width:163.8pt;height:24.6pt;z-index:251660288;visibility:visible;mso-wrap-style:square;mso-width-percent:0;mso-height-percent:0;mso-wrap-distance-left:9pt;mso-wrap-distance-top:3.6pt;mso-wrap-distance-right:9pt;mso-wrap-distance-bottom:3.6pt;mso-position-horizontal:absolute;mso-position-horizontal-relative:text;mso-position-vertical:absolute;mso-position-vertical-relative:text;mso-width-percent:0;mso-height-percent:0;mso-width-relative:margin;mso-height-relative:margin;v-text-anchor:top" o:gfxdata="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">
+                <v:textbox>
+                  <w:txbxContent>
+                    <w:p>
+                      <w:pPr>
+                        <w:jc w:val="center"/>
+                      </w:pPr>
+                      <w:r>
+                        <w:t>Task A</w:t>
+                      </w:r>
+                    </w:p>
+                  </w:txbxContent>
+                </v:textbox>
+                <w10:wrap type="square"/>
+              </v:shape>
+            </w:pict>
+          </mc:Fallback>
+        </mc:AlternateContent>
+      </w:r>
+      <w:r>
+        <w:rPr>
+          <w:noProof/>
+        </w:rPr>
         <w:drawing>
-          <wp:inline distT="0" distB="0" distL="0" distR="0" wp14:anchorId="565DF9FB" wp14:editId="443A04FD">
-            <wp:extent cx="5943600" cy="4435475"/>
-            <wp:effectExtent l="0" t="0" r="0" b="3175"/>
+          <wp:inline distT="0" distB="0" distL="0" distR="0" wp14:anchorId="565DF9FB" wp14:editId="5F5A396B">
+            <wp:extent cx="5861062" cy="4373880"/>
+            <wp:effectExtent l="0" t="0" r="6350" b="7620"/>
             <wp:docPr id="1250779258" name="Picture 1"/>
             <wp:cNvGraphicFramePr>
               <a:graphicFrameLocks xmlns:a="http://schemas.openxmlformats.org/drawingml/2006/main" noChangeAspect="1"/>
@@ -20,7 +123,7 @@
                     <pic:cNvPicPr/>
                   </pic:nvPicPr>
                   <pic:blipFill>
-                    <a:blip r:embed="rId4"/>
+                    <a:blip r:embed="rId6"/>
                     <a:stretch>
                       <a:fillRect/>
                     </a:stretch>
@@ -28,7 +131,7 @@
                   <pic:spPr>
                     <a:xfrm>
                       <a:off x="0" y="0"/>
-                      <a:ext cx="5943600" cy="4435475"/>
+                      <a:ext cx="5861512" cy="4374216"/>
                     </a:xfrm>
                     <a:prstGeom prst="rect">
                       <a:avLst/>
@@ -43,10 +146,13 @@
     </w:p>
     <w:p>
       <w:r>
+        <w:rPr>
+          <w:noProof/>
+        </w:rPr>
         <w:drawing>
-          <wp:inline distT="0" distB="0" distL="0" distR="0" wp14:anchorId="0FC296E6" wp14:editId="3CE552E5">
-            <wp:extent cx="5943600" cy="3308985"/>
-            <wp:effectExtent l="0" t="0" r="0" b="5715"/>
+          <wp:inline distT="0" distB="0" distL="0" distR="0" wp14:anchorId="0FC296E6" wp14:editId="3D0E3C21">
+            <wp:extent cx="5882640" cy="3308985"/>
+            <wp:effectExtent l="0" t="0" r="3810" b="5715"/>
             <wp:docPr id="935958272" name="Picture 1"/>
             <wp:cNvGraphicFramePr>
               <a:graphicFrameLocks xmlns:a="http://schemas.openxmlformats.org/drawingml/2006/main" noChangeAspect="1"/>
@@ -59,7 +165,7 @@
                     <pic:cNvPicPr/>
                   </pic:nvPicPr>
                   <pic:blipFill>
-                    <a:blip r:embed="rId5"/>
+                    <a:blip r:embed="rId7"/>
                     <a:stretch>
                       <a:fillRect/>
                     </a:stretch>
@@ -67,7 +173,7 @@
                   <pic:spPr>
                     <a:xfrm>
                       <a:off x="0" y="0"/>
-                      <a:ext cx="5943600" cy="3308985"/>
+                      <a:ext cx="5882640" cy="3308985"/>
                     </a:xfrm>
                     <a:prstGeom prst="rect">
                       <a:avLst/>
@@ -82,6 +188,9 @@
     </w:p>
     <w:p>
       <w:r>
+        <w:rPr>
+          <w:noProof/>
+        </w:rPr>
         <w:lastRenderedPageBreak/>
         <w:drawing>
           <wp:anchor distT="0" distB="0" distL="114300" distR="114300" simplePos="0" relativeHeight="251658240" behindDoc="0" locked="0" layoutInCell="1" allowOverlap="1" wp14:anchorId="583008E7" wp14:editId="67118835">
@@ -107,7 +216,7 @@
                     <pic:cNvPicPr/>
                   </pic:nvPicPr>
                   <pic:blipFill>
-                    <a:blip r:embed="rId6">
+                    <a:blip r:embed="rId8">
                       <a:extLst>
                         <a:ext uri="{28A0092B-C50C-407E-A947-70E740481C1C}">
                           <a14:useLocalDpi xmlns:a14="http://schemas.microsoft.com/office/drawing/2010/main" val="0"/>
@@ -142,6 +251,9 @@
     </w:p>
     <w:p>
       <w:r>
+        <w:rPr>
+          <w:noProof/>
+        </w:rPr>
         <w:drawing>
           <wp:inline distT="0" distB="0" distL="0" distR="0" wp14:anchorId="4D385A0D" wp14:editId="548286C3">
             <wp:extent cx="4385207" cy="3771800"/>
@@ -158,7 +270,7 @@
                     <pic:cNvPicPr/>
                   </pic:nvPicPr>
                   <pic:blipFill>
-                    <a:blip r:embed="rId7"/>
+                    <a:blip r:embed="rId9"/>
                     <a:stretch>
                       <a:fillRect/>
                     </a:stretch>
@@ -182,7 +294,109 @@
     <w:p/>
     <w:p>
       <w:r>
+        <w:rPr>
+          <w:noProof/>
+        </w:rPr>
         <w:lastRenderedPageBreak/>
+        <mc:AlternateContent>
+          <mc:Choice Requires="wps">
+            <w:drawing>
+              <wp:anchor distT="45720" distB="45720" distL="114300" distR="114300" simplePos="0" relativeHeight="251662336" behindDoc="0" locked="0" layoutInCell="1" allowOverlap="1" wp14:anchorId="19BBAB64" wp14:editId="428154AD">
+                <wp:simplePos x="0" y="0"/>
+                <wp:positionH relativeFrom="column">
+                  <wp:posOffset>1821180</wp:posOffset>
+                </wp:positionH>
+                <wp:positionV relativeFrom="paragraph">
+                  <wp:posOffset>0</wp:posOffset>
+                </wp:positionV>
+                <wp:extent cx="2080260" cy="312420"/>
+                <wp:effectExtent l="0" t="0" r="15240" b="22860"/>
+                <wp:wrapSquare wrapText="bothSides"/>
+                <wp:docPr id="728087560" name="Text Box 2"/>
+                <wp:cNvGraphicFramePr>
+                  <a:graphicFrameLocks xmlns:a="http://schemas.openxmlformats.org/drawingml/2006/main"/>
+                </wp:cNvGraphicFramePr>
+                <a:graphic xmlns:a="http://schemas.openxmlformats.org/drawingml/2006/main">
+                  <a:graphicData uri="http://schemas.microsoft.com/office/word/2010/wordprocessingShape">
+                    <wps:wsp>
+                      <wps:cNvSpPr txBox="1">
+                        <a:spLocks noChangeArrowheads="1"/>
+                      </wps:cNvSpPr>
+                      <wps:spPr bwMode="auto">
+                        <a:xfrm>
+                          <a:off x="0" y="0"/>
+                          <a:ext cx="2080260" cy="312420"/>
+                        </a:xfrm>
+                        <a:prstGeom prst="rect">
+                          <a:avLst/>
+                        </a:prstGeom>
+                        <a:solidFill>
+                          <a:srgbClr val="FFFFFF"/>
+                        </a:solidFill>
+                        <a:ln w="9525">
+                          <a:solidFill>
+                            <a:srgbClr val="000000"/>
+                          </a:solidFill>
+                          <a:miter lim="800000"/>
+                          <a:headEnd/>
+                          <a:tailEnd/>
+                        </a:ln>
+                      </wps:spPr>
+                      <wps:txbx>
+                        <w:txbxContent>
+                          <w:p>
+                            <w:pPr>
+                              <w:jc w:val="center"/>
+                            </w:pPr>
+                            <w:r>
+                              <w:t>Task B</w:t>
+                            </w:r>
+                          </w:p>
+                        </w:txbxContent>
+                      </wps:txbx>
+                      <wps:bodyPr rot="0" vert="horz" wrap="square" lIns="91440" tIns="45720" rIns="91440" bIns="45720" anchor="t" anchorCtr="0">
+                        <a:noAutofit/>
+                      </wps:bodyPr>
+                    </wps:wsp>
+                  </a:graphicData>
+                </a:graphic>
+                <wp14:sizeRelH relativeFrom="margin">
+                  <wp14:pctWidth>0</wp14:pctWidth>
+                </wp14:sizeRelH>
+                <wp14:sizeRelV relativeFrom="margin">
+                  <wp14:pctHeight>0</wp14:pctHeight>
+                </wp14:sizeRelV>
+              </wp:anchor>
+            </w:drawing>
+          </mc:Choice>
+          <mc:Fallback>
+            <w:pict>
+              <v:shape w14:anchorId="19BBAB64" id="_x0000_s1027" type="#_x0000_t202" style="position:absolute;margin-left:143.4pt;margin-top:0;width:163.8pt;height:24.6pt;z-index:251662336;visibility:visible;mso-wrap-style:square;mso-width-percent:0;mso-height-percent:0;mso-wrap-distance-left:9pt;mso-wrap-distance-top:3.6pt;mso-wrap-distance-right:9pt;mso-wrap-distance-bottom:3.6pt;mso-position-horizontal:absolute;mso-position-horizontal-relative:text;mso-position-vertical:absolute;mso-position-vertical-relative:text;mso-width-percent:0;mso-height-percent:0;mso-width-relative:margin;mso-height-relative:margin;v-text-anchor:top" o:gfxdata="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">
+                <v:textbox>
+                  <w:txbxContent>
+                    <w:p>
+                      <w:pPr>
+                        <w:jc w:val="center"/>
+                      </w:pPr>
+                      <w:r>
+                        <w:t xml:space="preserve">Task </w:t>
+                      </w:r>
+                      <w:r>
+                        <w:t>B</w:t>
+                      </w:r>
+                    </w:p>
+                  </w:txbxContent>
+                </v:textbox>
+                <w10:wrap type="square"/>
+              </v:shape>
+            </w:pict>
+          </mc:Fallback>
+        </mc:AlternateContent>
+      </w:r>
+      <w:r>
+        <w:rPr>
+          <w:noProof/>
+        </w:rPr>
         <w:drawing>
           <wp:inline distT="0" distB="0" distL="0" distR="0" wp14:anchorId="0C02CD06" wp14:editId="3F8BC99C">
             <wp:extent cx="6034837" cy="5250180"/>
@@ -199,7 +413,7 @@
                     <pic:cNvPicPr/>
                   </pic:nvPicPr>
                   <pic:blipFill>
-                    <a:blip r:embed="rId8"/>
+                    <a:blip r:embed="rId10"/>
                     <a:stretch>
                       <a:fillRect/>
                     </a:stretch>
@@ -222,6 +436,9 @@
     </w:p>
     <w:p>
       <w:r>
+        <w:rPr>
+          <w:noProof/>
+        </w:rPr>
         <w:lastRenderedPageBreak/>
         <w:drawing>
           <wp:inline distT="0" distB="0" distL="0" distR="0" wp14:anchorId="7A7630C7" wp14:editId="15BDA859">
@@ -239,7 +456,7 @@
                     <pic:cNvPicPr/>
                   </pic:nvPicPr>
                   <pic:blipFill>
-                    <a:blip r:embed="rId9"/>
+                    <a:blip r:embed="rId11"/>
                     <a:stretch>
                       <a:fillRect/>
                     </a:stretch>
@@ -260,6 +477,9 @@
         </w:drawing>
       </w:r>
       <w:r>
+        <w:rPr>
+          <w:noProof/>
+        </w:rPr>
         <w:drawing>
           <wp:inline distT="0" distB="0" distL="0" distR="0" wp14:anchorId="7D1784C6" wp14:editId="7AE30613">
             <wp:extent cx="3202847" cy="2209800"/>
@@ -276,7 +496,7 @@
                     <pic:cNvPicPr/>
                   </pic:nvPicPr>
                   <pic:blipFill>
-                    <a:blip r:embed="rId10"/>
+                    <a:blip r:embed="rId12"/>
                     <a:stretch>
                       <a:fillRect/>
                     </a:stretch>
@@ -297,6 +517,9 @@
         </w:drawing>
       </w:r>
       <w:r>
+        <w:rPr>
+          <w:noProof/>
+        </w:rPr>
         <w:drawing>
           <wp:inline distT="0" distB="0" distL="0" distR="0" wp14:anchorId="6EE959C2" wp14:editId="6FF43F82">
             <wp:extent cx="2645410" cy="2208444"/>
@@ -313,7 +536,7 @@
                     <pic:cNvPicPr/>
                   </pic:nvPicPr>
                   <pic:blipFill>
-                    <a:blip r:embed="rId11"/>
+                    <a:blip r:embed="rId13"/>
                     <a:stretch>
                       <a:fillRect/>
                     </a:stretch>
@@ -336,10 +559,112 @@
     </w:p>
     <w:p>
       <w:r>
+        <w:rPr>
+          <w:noProof/>
+        </w:rPr>
         <w:lastRenderedPageBreak/>
+        <mc:AlternateContent>
+          <mc:Choice Requires="wps">
+            <w:drawing>
+              <wp:anchor distT="45720" distB="45720" distL="114300" distR="114300" simplePos="0" relativeHeight="251664384" behindDoc="0" locked="0" layoutInCell="1" allowOverlap="1" wp14:anchorId="15CFBABC" wp14:editId="292E0871">
+                <wp:simplePos x="0" y="0"/>
+                <wp:positionH relativeFrom="margin">
+                  <wp:align>center</wp:align>
+                </wp:positionH>
+                <wp:positionV relativeFrom="paragraph">
+                  <wp:posOffset>0</wp:posOffset>
+                </wp:positionV>
+                <wp:extent cx="2080260" cy="312420"/>
+                <wp:effectExtent l="0" t="0" r="15240" b="11430"/>
+                <wp:wrapSquare wrapText="bothSides"/>
+                <wp:docPr id="121347675" name="Text Box 2"/>
+                <wp:cNvGraphicFramePr>
+                  <a:graphicFrameLocks xmlns:a="http://schemas.openxmlformats.org/drawingml/2006/main"/>
+                </wp:cNvGraphicFramePr>
+                <a:graphic xmlns:a="http://schemas.openxmlformats.org/drawingml/2006/main">
+                  <a:graphicData uri="http://schemas.microsoft.com/office/word/2010/wordprocessingShape">
+                    <wps:wsp>
+                      <wps:cNvSpPr txBox="1">
+                        <a:spLocks noChangeArrowheads="1"/>
+                      </wps:cNvSpPr>
+                      <wps:spPr bwMode="auto">
+                        <a:xfrm>
+                          <a:off x="0" y="0"/>
+                          <a:ext cx="2080260" cy="312420"/>
+                        </a:xfrm>
+                        <a:prstGeom prst="rect">
+                          <a:avLst/>
+                        </a:prstGeom>
+                        <a:solidFill>
+                          <a:srgbClr val="FFFFFF"/>
+                        </a:solidFill>
+                        <a:ln w="9525">
+                          <a:solidFill>
+                            <a:srgbClr val="000000"/>
+                          </a:solidFill>
+                          <a:miter lim="800000"/>
+                          <a:headEnd/>
+                          <a:tailEnd/>
+                        </a:ln>
+                      </wps:spPr>
+                      <wps:txbx>
+                        <w:txbxContent>
+                          <w:p>
+                            <w:pPr>
+                              <w:jc w:val="center"/>
+                            </w:pPr>
+                            <w:r>
+                              <w:t>Task C</w:t>
+                            </w:r>
+                          </w:p>
+                        </w:txbxContent>
+                      </wps:txbx>
+                      <wps:bodyPr rot="0" vert="horz" wrap="square" lIns="91440" tIns="45720" rIns="91440" bIns="45720" anchor="t" anchorCtr="0">
+                        <a:noAutofit/>
+                      </wps:bodyPr>
+                    </wps:wsp>
+                  </a:graphicData>
+                </a:graphic>
+                <wp14:sizeRelH relativeFrom="margin">
+                  <wp14:pctWidth>0</wp14:pctWidth>
+                </wp14:sizeRelH>
+                <wp14:sizeRelV relativeFrom="margin">
+                  <wp14:pctHeight>0</wp14:pctHeight>
+                </wp14:sizeRelV>
+              </wp:anchor>
+            </w:drawing>
+          </mc:Choice>
+          <mc:Fallback>
+            <w:pict>
+              <v:shape w14:anchorId="15CFBABC" id="_x0000_s1028" type="#_x0000_t202" style="position:absolute;margin-left:0;margin-top:0;width:163.8pt;height:24.6pt;z-index:251664384;visibility:visible;mso-wrap-style:square;mso-width-percent:0;mso-height-percent:0;mso-wrap-distance-left:9pt;mso-wrap-distance-top:3.6pt;mso-wrap-distance-right:9pt;mso-wrap-distance-bottom:3.6pt;mso-position-horizontal:center;mso-position-horizontal-relative:margin;mso-position-vertical:absolute;mso-position-vertical-relative:text;mso-width-percent:0;mso-height-percent:0;mso-width-relative:margin;mso-height-relative:margin;v-text-anchor:top" o:gfxdata="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">
+                <v:textbox>
+                  <w:txbxContent>
+                    <w:p>
+                      <w:pPr>
+                        <w:jc w:val="center"/>
+                      </w:pPr>
+                      <w:r>
+                        <w:t xml:space="preserve">Task </w:t>
+                      </w:r>
+                      <w:r>
+                        <w:t>C</w:t>
+                      </w:r>
+                    </w:p>
+                  </w:txbxContent>
+                </v:textbox>
+                <w10:wrap type="square" anchorx="margin"/>
+              </v:shape>
+            </w:pict>
+          </mc:Fallback>
+        </mc:AlternateContent>
+      </w:r>
+      <w:r>
         <w:br w:type="textWrapping" w:clear="all"/>
       </w:r>
       <w:r>
+        <w:rPr>
+          <w:noProof/>
+        </w:rPr>
         <w:drawing>
           <wp:inline distT="0" distB="0" distL="0" distR="0" wp14:anchorId="7970336E" wp14:editId="56202E61">
             <wp:extent cx="5943600" cy="5586730"/>
@@ -356,7 +681,7 @@
                     <pic:cNvPicPr/>
                   </pic:nvPicPr>
                   <pic:blipFill>
-                    <a:blip r:embed="rId12"/>
+                    <a:blip r:embed="rId14"/>
                     <a:stretch>
                       <a:fillRect/>
                     </a:stretch>
@@ -379,9 +704,12 @@
     </w:p>
     <w:p>
       <w:r>
+        <w:rPr>
+          <w:noProof/>
+        </w:rPr>
         <w:lastRenderedPageBreak/>
         <w:drawing>
-          <wp:inline distT="0" distB="0" distL="0" distR="0" wp14:anchorId="2A5BDF07" wp14:editId="2D32D5B2">
+          <wp:inline distT="0" distB="0" distL="0" distR="0" wp14:anchorId="2A5BDF07" wp14:editId="45A0D341">
             <wp:extent cx="4831080" cy="3827721"/>
             <wp:effectExtent l="0" t="0" r="7620" b="1905"/>
             <wp:docPr id="1664485542" name="Picture 1"/>
@@ -396,7 +724,7 @@
                     <pic:cNvPicPr/>
                   </pic:nvPicPr>
                   <pic:blipFill>
-                    <a:blip r:embed="rId13"/>
+                    <a:blip r:embed="rId15"/>
                     <a:stretch>
                       <a:fillRect/>
                     </a:stretch>
@@ -417,6 +745,9 @@
         </w:drawing>
       </w:r>
       <w:r>
+        <w:rPr>
+          <w:noProof/>
+        </w:rPr>
         <w:drawing>
           <wp:inline distT="0" distB="0" distL="0" distR="0" wp14:anchorId="3F2F9B18" wp14:editId="7F56B75A">
             <wp:extent cx="2331720" cy="2392778"/>
@@ -433,7 +764,7 @@
                     <pic:cNvPicPr/>
                   </pic:nvPicPr>
                   <pic:blipFill>
-                    <a:blip r:embed="rId14"/>
+                    <a:blip r:embed="rId16"/>
                     <a:stretch>
                       <a:fillRect/>
                     </a:stretch>
@@ -454,6 +785,9 @@
         </w:drawing>
       </w:r>
       <w:r>
+        <w:rPr>
+          <w:noProof/>
+        </w:rPr>
         <w:drawing>
           <wp:inline distT="0" distB="0" distL="0" distR="0" wp14:anchorId="16632ED9" wp14:editId="3311662C">
             <wp:extent cx="3192780" cy="2397310"/>
@@ -470,7 +804,7 @@
                     <pic:cNvPicPr/>
                   </pic:nvPicPr>
                   <pic:blipFill>
-                    <a:blip r:embed="rId15"/>
+                    <a:blip r:embed="rId17"/>
                     <a:stretch>
                       <a:fillRect/>
                     </a:stretch>
@@ -493,7 +827,109 @@
     </w:p>
     <w:p>
       <w:r>
+        <w:rPr>
+          <w:noProof/>
+        </w:rPr>
         <w:lastRenderedPageBreak/>
+        <mc:AlternateContent>
+          <mc:Choice Requires="wps">
+            <w:drawing>
+              <wp:anchor distT="45720" distB="45720" distL="114300" distR="114300" simplePos="0" relativeHeight="251666432" behindDoc="0" locked="0" layoutInCell="1" allowOverlap="1" wp14:anchorId="036E9CED" wp14:editId="259A22C6">
+                <wp:simplePos x="0" y="0"/>
+                <wp:positionH relativeFrom="column">
+                  <wp:posOffset>1455420</wp:posOffset>
+                </wp:positionH>
+                <wp:positionV relativeFrom="paragraph">
+                  <wp:posOffset>0</wp:posOffset>
+                </wp:positionV>
+                <wp:extent cx="2080260" cy="312420"/>
+                <wp:effectExtent l="0" t="0" r="15240" b="22860"/>
+                <wp:wrapSquare wrapText="bothSides"/>
+                <wp:docPr id="252288004" name="Text Box 2"/>
+                <wp:cNvGraphicFramePr>
+                  <a:graphicFrameLocks xmlns:a="http://schemas.openxmlformats.org/drawingml/2006/main"/>
+                </wp:cNvGraphicFramePr>
+                <a:graphic xmlns:a="http://schemas.openxmlformats.org/drawingml/2006/main">
+                  <a:graphicData uri="http://schemas.microsoft.com/office/word/2010/wordprocessingShape">
+                    <wps:wsp>
+                      <wps:cNvSpPr txBox="1">
+                        <a:spLocks noChangeArrowheads="1"/>
+                      </wps:cNvSpPr>
+                      <wps:spPr bwMode="auto">
+                        <a:xfrm>
+                          <a:off x="0" y="0"/>
+                          <a:ext cx="2080260" cy="312420"/>
+                        </a:xfrm>
+                        <a:prstGeom prst="rect">
+                          <a:avLst/>
+                        </a:prstGeom>
+                        <a:solidFill>
+                          <a:srgbClr val="FFFFFF"/>
+                        </a:solidFill>
+                        <a:ln w="9525">
+                          <a:solidFill>
+                            <a:srgbClr val="000000"/>
+                          </a:solidFill>
+                          <a:miter lim="800000"/>
+                          <a:headEnd/>
+                          <a:tailEnd/>
+                        </a:ln>
+                      </wps:spPr>
+                      <wps:txbx>
+                        <w:txbxContent>
+                          <w:p>
+                            <w:pPr>
+                              <w:jc w:val="center"/>
+                            </w:pPr>
+                            <w:r>
+                              <w:t>Task D</w:t>
+                            </w:r>
+                          </w:p>
+                        </w:txbxContent>
+                      </wps:txbx>
+                      <wps:bodyPr rot="0" vert="horz" wrap="square" lIns="91440" tIns="45720" rIns="91440" bIns="45720" anchor="t" anchorCtr="0">
+                        <a:noAutofit/>
+                      </wps:bodyPr>
+                    </wps:wsp>
+                  </a:graphicData>
+                </a:graphic>
+                <wp14:sizeRelH relativeFrom="margin">
+                  <wp14:pctWidth>0</wp14:pctWidth>
+                </wp14:sizeRelH>
+                <wp14:sizeRelV relativeFrom="margin">
+                  <wp14:pctHeight>0</wp14:pctHeight>
+                </wp14:sizeRelV>
+              </wp:anchor>
+            </w:drawing>
+          </mc:Choice>
+          <mc:Fallback>
+            <w:pict>
+              <v:shape w14:anchorId="036E9CED" id="_x0000_s1029" type="#_x0000_t202" style="position:absolute;margin-left:114.6pt;margin-top:0;width:163.8pt;height:24.6pt;z-index:251666432;visibility:visible;mso-wrap-style:square;mso-width-percent:0;mso-height-percent:0;mso-wrap-distance-left:9pt;mso-wrap-distance-top:3.6pt;mso-wrap-distance-right:9pt;mso-wrap-distance-bottom:3.6pt;mso-position-horizontal:absolute;mso-position-horizontal-relative:text;mso-position-vertical:absolute;mso-position-vertical-relative:text;mso-width-percent:0;mso-height-percent:0;mso-width-relative:margin;mso-height-relative:margin;v-text-anchor:top" o:gfxdata="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">
+                <v:textbox>
+                  <w:txbxContent>
+                    <w:p>
+                      <w:pPr>
+                        <w:jc w:val="center"/>
+                      </w:pPr>
+                      <w:r>
+                        <w:t xml:space="preserve">Task </w:t>
+                      </w:r>
+                      <w:r>
+                        <w:t>D</w:t>
+                      </w:r>
+                    </w:p>
+                  </w:txbxContent>
+                </v:textbox>
+                <w10:wrap type="square"/>
+              </v:shape>
+            </w:pict>
+          </mc:Fallback>
+        </mc:AlternateContent>
+      </w:r>
+      <w:r>
+        <w:rPr>
+          <w:noProof/>
+        </w:rPr>
         <w:drawing>
           <wp:inline distT="0" distB="0" distL="0" distR="0" wp14:anchorId="56A7F485" wp14:editId="6C71D780">
             <wp:extent cx="5943600" cy="5564505"/>
@@ -510,7 +946,7 @@
                     <pic:cNvPicPr/>
                   </pic:nvPicPr>
                   <pic:blipFill>
-                    <a:blip r:embed="rId16"/>
+                    <a:blip r:embed="rId18"/>
                     <a:stretch>
                       <a:fillRect/>
                     </a:stretch>
@@ -533,6 +969,9 @@
     </w:p>
     <w:p>
       <w:r>
+        <w:rPr>
+          <w:noProof/>
+        </w:rPr>
         <w:lastRenderedPageBreak/>
         <w:drawing>
           <wp:inline distT="0" distB="0" distL="0" distR="0" wp14:anchorId="006E0C82" wp14:editId="18E289F5">
@@ -550,7 +989,7 @@
                     <pic:cNvPicPr/>
                   </pic:nvPicPr>
                   <pic:blipFill>
-                    <a:blip r:embed="rId17"/>
+                    <a:blip r:embed="rId19"/>
                     <a:stretch>
                       <a:fillRect/>
                     </a:stretch>
@@ -573,6 +1012,9 @@
     </w:p>
     <w:p>
       <w:r>
+        <w:rPr>
+          <w:noProof/>
+        </w:rPr>
         <w:drawing>
           <wp:inline distT="0" distB="0" distL="0" distR="0" wp14:anchorId="1E886A89" wp14:editId="2FD51C16">
             <wp:extent cx="3429000" cy="2376715"/>
@@ -589,7 +1031,7 @@
                     <pic:cNvPicPr/>
                   </pic:nvPicPr>
                   <pic:blipFill>
-                    <a:blip r:embed="rId18"/>
+                    <a:blip r:embed="rId20"/>
                     <a:stretch>
                       <a:fillRect/>
                     </a:stretch>
@@ -610,6 +1052,9 @@
         </w:drawing>
       </w:r>
       <w:r>
+        <w:rPr>
+          <w:noProof/>
+        </w:rPr>
         <w:drawing>
           <wp:inline distT="0" distB="0" distL="0" distR="0" wp14:anchorId="006574C7" wp14:editId="2FAE3092">
             <wp:extent cx="3421380" cy="2540235"/>
@@ -626,7 +1071,7 @@
                     <pic:cNvPicPr/>
                   </pic:nvPicPr>
                   <pic:blipFill>
-                    <a:blip r:embed="rId19"/>
+                    <a:blip r:embed="rId21"/>
                     <a:stretch>
                       <a:fillRect/>
                     </a:stretch>
@@ -649,7 +1094,106 @@
     </w:p>
     <w:p>
       <w:r>
+        <w:rPr>
+          <w:noProof/>
+        </w:rPr>
         <w:lastRenderedPageBreak/>
+        <mc:AlternateContent>
+          <mc:Choice Requires="wps">
+            <w:drawing>
+              <wp:anchor distT="45720" distB="45720" distL="114300" distR="114300" simplePos="0" relativeHeight="251668480" behindDoc="0" locked="0" layoutInCell="1" allowOverlap="1" wp14:anchorId="5CAE5E1C" wp14:editId="2DEECAE7">
+                <wp:simplePos x="0" y="0"/>
+                <wp:positionH relativeFrom="column">
+                  <wp:posOffset>1729740</wp:posOffset>
+                </wp:positionH>
+                <wp:positionV relativeFrom="paragraph">
+                  <wp:posOffset>0</wp:posOffset>
+                </wp:positionV>
+                <wp:extent cx="2080260" cy="312420"/>
+                <wp:effectExtent l="0" t="0" r="15240" b="22860"/>
+                <wp:wrapSquare wrapText="bothSides"/>
+                <wp:docPr id="1020085682" name="Text Box 2"/>
+                <wp:cNvGraphicFramePr>
+                  <a:graphicFrameLocks xmlns:a="http://schemas.openxmlformats.org/drawingml/2006/main"/>
+                </wp:cNvGraphicFramePr>
+                <a:graphic xmlns:a="http://schemas.openxmlformats.org/drawingml/2006/main">
+                  <a:graphicData uri="http://schemas.microsoft.com/office/word/2010/wordprocessingShape">
+                    <wps:wsp>
+                      <wps:cNvSpPr txBox="1">
+                        <a:spLocks noChangeArrowheads="1"/>
+                      </wps:cNvSpPr>
+                      <wps:spPr bwMode="auto">
+                        <a:xfrm>
+                          <a:off x="0" y="0"/>
+                          <a:ext cx="2080260" cy="312420"/>
+                        </a:xfrm>
+                        <a:prstGeom prst="rect">
+                          <a:avLst/>
+                        </a:prstGeom>
+                        <a:solidFill>
+                          <a:srgbClr val="FFFFFF"/>
+                        </a:solidFill>
+                        <a:ln w="9525">
+                          <a:solidFill>
+                            <a:srgbClr val="000000"/>
+                          </a:solidFill>
+                          <a:miter lim="800000"/>
+                          <a:headEnd/>
+                          <a:tailEnd/>
+                        </a:ln>
+                      </wps:spPr>
+                      <wps:txbx>
+                        <w:txbxContent>
+                          <w:p>
+                            <w:pPr>
+                              <w:jc w:val="center"/>
+                            </w:pPr>
+                            <w:r>
+                              <w:t>Driver Main</w:t>
+                            </w:r>
+                          </w:p>
+                        </w:txbxContent>
+                      </wps:txbx>
+                      <wps:bodyPr rot="0" vert="horz" wrap="square" lIns="91440" tIns="45720" rIns="91440" bIns="45720" anchor="t" anchorCtr="0">
+                        <a:noAutofit/>
+                      </wps:bodyPr>
+                    </wps:wsp>
+                  </a:graphicData>
+                </a:graphic>
+                <wp14:sizeRelH relativeFrom="margin">
+                  <wp14:pctWidth>0</wp14:pctWidth>
+                </wp14:sizeRelH>
+                <wp14:sizeRelV relativeFrom="margin">
+                  <wp14:pctHeight>0</wp14:pctHeight>
+                </wp14:sizeRelV>
+              </wp:anchor>
+            </w:drawing>
+          </mc:Choice>
+          <mc:Fallback>
+            <w:pict>
+              <v:shape w14:anchorId="5CAE5E1C" id="_x0000_s1030" type="#_x0000_t202" style="position:absolute;margin-left:136.2pt;margin-top:0;width:163.8pt;height:24.6pt;z-index:251668480;visibility:visible;mso-wrap-style:square;mso-width-percent:0;mso-height-percent:0;mso-wrap-distance-left:9pt;mso-wrap-distance-top:3.6pt;mso-wrap-distance-right:9pt;mso-wrap-distance-bottom:3.6pt;mso-position-horizontal:absolute;mso-position-horizontal-relative:text;mso-position-vertical:absolute;mso-position-vertical-relative:text;mso-width-percent:0;mso-height-percent:0;mso-width-relative:margin;mso-height-relative:margin;v-text-anchor:top" o:gfxdata="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">
+                <v:textbox>
+                  <w:txbxContent>
+                    <w:p>
+                      <w:pPr>
+                        <w:jc w:val="center"/>
+                      </w:pPr>
+                      <w:r>
+                        <w:t>Driver Main</w:t>
+                      </w:r>
+                    </w:p>
+                  </w:txbxContent>
+                </v:textbox>
+                <w10:wrap type="square"/>
+              </v:shape>
+            </w:pict>
+          </mc:Fallback>
+        </mc:AlternateContent>
+      </w:r>
+      <w:r>
+        <w:rPr>
+          <w:noProof/>
+        </w:rPr>
         <w:drawing>
           <wp:inline distT="0" distB="0" distL="0" distR="0" wp14:anchorId="448524A2" wp14:editId="1CD3240A">
             <wp:extent cx="5943600" cy="5332095"/>
@@ -666,7 +1210,7 @@
                     <pic:cNvPicPr/>
                   </pic:nvPicPr>
                   <pic:blipFill>
-                    <a:blip r:embed="rId20"/>
+                    <a:blip r:embed="rId22"/>
                     <a:stretch>
                       <a:fillRect/>
                     </a:stretch>
@@ -689,6 +1233,9 @@
     </w:p>
     <w:p>
       <w:r>
+        <w:rPr>
+          <w:noProof/>
+        </w:rPr>
         <w:drawing>
           <wp:inline distT="0" distB="0" distL="0" distR="0" wp14:anchorId="647FCFAE" wp14:editId="508627BD">
             <wp:extent cx="5943600" cy="1872615"/>
@@ -705,7 +1252,7 @@
                     <pic:cNvPicPr/>
                   </pic:nvPicPr>
                   <pic:blipFill>
-                    <a:blip r:embed="rId21"/>
+                    <a:blip r:embed="rId23"/>
                     <a:stretch>
                       <a:fillRect/>
                     </a:stretch>
@@ -728,6 +1275,9 @@
     </w:p>
     <w:p>
       <w:r>
+        <w:rPr>
+          <w:noProof/>
+        </w:rPr>
         <w:lastRenderedPageBreak/>
         <w:drawing>
           <wp:inline distT="0" distB="0" distL="0" distR="0" wp14:anchorId="05FAE08D" wp14:editId="760D804A">
@@ -745,7 +1295,7 @@
                     <pic:cNvPicPr/>
                   </pic:nvPicPr>
                   <pic:blipFill>
-                    <a:blip r:embed="rId22"/>
+                    <a:blip r:embed="rId24"/>
                     <a:stretch>
                       <a:fillRect/>
                     </a:stretch>
@@ -768,6 +1318,9 @@
     </w:p>
     <w:p>
       <w:r>
+        <w:rPr>
+          <w:noProof/>
+        </w:rPr>
         <w:drawing>
           <wp:inline distT="0" distB="0" distL="0" distR="0" wp14:anchorId="79D00571" wp14:editId="3C6DB996">
             <wp:extent cx="5601185" cy="3246401"/>
@@ -784,7 +1337,7 @@
                     <pic:cNvPicPr/>
                   </pic:nvPicPr>
                   <pic:blipFill>
-                    <a:blip r:embed="rId23"/>
+                    <a:blip r:embed="rId25"/>
                     <a:stretch>
                       <a:fillRect/>
                     </a:stretch>
@@ -806,6 +1359,7 @@
       </w:r>
     </w:p>
     <w:sectPr>
+      <w:headerReference w:type="default" r:id="rId26"/>
       <w:pgSz w:w="12240" w:h="15840"/>
       <w:pgMar w:top="1440" w:right="1440" w:bottom="1440" w:left="1440" w:header="708" w:footer="708" w:gutter="0"/>
       <w:cols w:space="708"/>
@@ -813,6 +1367,74 @@
     </w:sectPr>
   </w:body>
 </w:document>
+</file>
+
+<file path=word/endnotes.xml><?xml version="1.0" encoding="utf-8"?>
+<w:endnotes xmlns:wpc="http://schemas.microsoft.com/office/word/2010/wordprocessingCanvas" xmlns:cx="http://schemas.microsoft.com/office/drawing/2014/chartex" xmlns:cx1="http://schemas.microsoft.com/office/drawing/2015/9/8/chartex" xmlns:cx2="http://schemas.microsoft.com/office/drawing/2015/10/21/chartex" xmlns:cx3="http://schemas.microsoft.com/office/drawing/2016/5/9/chartex" xmlns:cx4="http://schemas.microsoft.com/office/drawing/2016/5/10/chartex" xmlns:cx5="http://schemas.microsoft.com/office/drawing/2016/5/11/chartex" xmlns:cx6="http://schemas.microsoft.com/office/drawing/2016/5/12/chartex" xmlns:cx7="http://schemas.microsoft.com/office/drawing/2016/5/13/chartex" xmlns:cx8="http://schemas.microsoft.com/office/drawing/2016/5/14/chartex" xmlns:mc="http://schemas.openxmlformats.org/markup-compatibility/2006" xmlns:aink="http://schemas.microsoft.com/office/drawing/2016/ink" xmlns:am3d="http://schemas.microsoft.com/office/drawing/2017/model3d" xmlns:o="urn:schemas-microsoft-com:office:office" xmlns:oel="http://schemas.microsoft.com/office/2019/extlst" xmlns:r="http://schemas.openxmlformats.org/officeDocument/2006/relationships" xmlns:m="http://schemas.openxmlformats.org/officeDocument/2006/math" xmlns:v="urn:schemas-microsoft-com:vml" xmlns:wp14="http://schemas.microsoft.com/office/word/2010/wordprocessingDrawing" xmlns:wp="http://schemas.openxmlformats.org/drawingml/2006/wordprocessingDrawing" xmlns:w10="urn:schemas-microsoft-com:office:word" xmlns:w="http://schemas.openxmlformats.org/wordprocessingml/2006/main" xmlns:w14="http://schemas.microsoft.com/office/word/2010/wordml" xmlns:w15="http://schemas.microsoft.com/office/word/2012/wordml" xmlns:w16cex="http://schemas.microsoft.com/office/word/2018/wordml/cex" xmlns:w16cid="http://schemas.microsoft.com/office/word/2016/wordml/cid" xmlns:w16="http://schemas.microsoft.com/office/word/2018/wordml" xmlns:w16du="http://schemas.microsoft.com/office/word/2023/wordml/word16du" xmlns:w16sdtdh="http://schemas.microsoft.com/office/word/2020/wordml/sdtdatahash" xmlns:w16sdtfl="http://schemas.microsoft.com/office/word/2024/wordml/sdtformatlock" xmlns:w16se="http://schemas.microsoft.com/office/word/2015/wordml/symex" xmlns:wpg="http://schemas.microsoft.com/office/word/2010/wordprocessingGroup" xmlns:wpi="http://schemas.microsoft.com/office/word/2010/wordprocessingInk" xmlns:wne="http://schemas.microsoft.com/office/word/2006/wordml" xmlns:wps="http://schemas.microsoft.com/office/word/2010/wordprocessingShape" mc:Ignorable="w14 w15 w16se w16cid w16 w16cex w16sdtdh w16sdtfl w16du wp14">
+  <w:endnote w:type="separator" w:id="-1">
+    <w:p>
+      <w:pPr>
+        <w:spacing w:after="0" w:line="240" w:lineRule="auto"/>
+      </w:pPr>
+      <w:r>
+        <w:separator/>
+      </w:r>
+    </w:p>
+  </w:endnote>
+  <w:endnote w:type="continuationSeparator" w:id="0">
+    <w:p>
+      <w:pPr>
+        <w:spacing w:after="0" w:line="240" w:lineRule="auto"/>
+      </w:pPr>
+      <w:r>
+        <w:continuationSeparator/>
+      </w:r>
+    </w:p>
+  </w:endnote>
+</w:endnotes>
+</file>
+
+<file path=word/footnotes.xml><?xml version="1.0" encoding="utf-8"?>
+<w:footnotes xmlns:wpc="http://schemas.microsoft.com/office/word/2010/wordprocessingCanvas" xmlns:cx="http://schemas.microsoft.com/office/drawing/2014/chartex" xmlns:cx1="http://schemas.microsoft.com/office/drawing/2015/9/8/chartex" xmlns:cx2="http://schemas.microsoft.com/office/drawing/2015/10/21/chartex" xmlns:cx3="http://schemas.microsoft.com/office/drawing/2016/5/9/chartex" xmlns:cx4="http://schemas.microsoft.com/office/drawing/2016/5/10/chartex" xmlns:cx5="http://schemas.microsoft.com/office/drawing/2016/5/11/chartex" xmlns:cx6="http://schemas.microsoft.com/office/drawing/2016/5/12/chartex" xmlns:cx7="http://schemas.microsoft.com/office/drawing/2016/5/13/chartex" xmlns:cx8="http://schemas.microsoft.com/office/drawing/2016/5/14/chartex" xmlns:mc="http://schemas.openxmlformats.org/markup-compatibility/2006" xmlns:aink="http://schemas.microsoft.com/office/drawing/2016/ink" xmlns:am3d="http://schemas.microsoft.com/office/drawing/2017/model3d" xmlns:o="urn:schemas-microsoft-com:office:office" xmlns:oel="http://schemas.microsoft.com/office/2019/extlst" xmlns:r="http://schemas.openxmlformats.org/officeDocument/2006/relationships" xmlns:m="http://schemas.openxmlformats.org/officeDocument/2006/math" xmlns:v="urn:schemas-microsoft-com:vml" xmlns:wp14="http://schemas.microsoft.com/office/word/2010/wordprocessingDrawing" xmlns:wp="http://schemas.openxmlformats.org/drawingml/2006/wordprocessingDrawing" xmlns:w10="urn:schemas-microsoft-com:office:word" xmlns:w="http://schemas.openxmlformats.org/wordprocessingml/2006/main" xmlns:w14="http://schemas.microsoft.com/office/word/2010/wordml" xmlns:w15="http://schemas.microsoft.com/office/word/2012/wordml" xmlns:w16cex="http://schemas.microsoft.com/office/word/2018/wordml/cex" xmlns:w16cid="http://schemas.microsoft.com/office/word/2016/wordml/cid" xmlns:w16="http://schemas.microsoft.com/office/word/2018/wordml" xmlns:w16du="http://schemas.microsoft.com/office/word/2023/wordml/word16du" xmlns:w16sdtdh="http://schemas.microsoft.com/office/word/2020/wordml/sdtdatahash" xmlns:w16sdtfl="http://schemas.microsoft.com/office/word/2024/wordml/sdtformatlock" xmlns:w16se="http://schemas.microsoft.com/office/word/2015/wordml/symex" xmlns:wpg="http://schemas.microsoft.com/office/word/2010/wordprocessingGroup" xmlns:wpi="http://schemas.microsoft.com/office/word/2010/wordprocessingInk" xmlns:wne="http://schemas.microsoft.com/office/word/2006/wordml" xmlns:wps="http://schemas.microsoft.com/office/word/2010/wordprocessingShape" mc:Ignorable="w14 w15 w16se w16cid w16 w16cex w16sdtdh w16sdtfl w16du wp14">
+  <w:footnote w:type="separator" w:id="-1">
+    <w:p>
+      <w:pPr>
+        <w:spacing w:after="0" w:line="240" w:lineRule="auto"/>
+      </w:pPr>
+      <w:r>
+        <w:separator/>
+      </w:r>
+    </w:p>
+  </w:footnote>
+  <w:footnote w:type="continuationSeparator" w:id="0">
+    <w:p>
+      <w:pPr>
+        <w:spacing w:after="0" w:line="240" w:lineRule="auto"/>
+      </w:pPr>
+      <w:r>
+        <w:continuationSeparator/>
+      </w:r>
+    </w:p>
+  </w:footnote>
+</w:footnotes>
+</file>
+
+<file path=word/header1.xml><?xml version="1.0" encoding="utf-8"?>
+<w:hdr xmlns:wpc="http://schemas.microsoft.com/office/word/2010/wordprocessingCanvas" xmlns:cx="http://schemas.microsoft.com/office/drawing/2014/chartex" xmlns:cx1="http://schemas.microsoft.com/office/drawing/2015/9/8/chartex" xmlns:cx2="http://schemas.microsoft.com/office/drawing/2015/10/21/chartex" xmlns:cx3="http://schemas.microsoft.com/office/drawing/2016/5/9/chartex" xmlns:cx4="http://schemas.microsoft.com/office/drawing/2016/5/10/chartex" xmlns:cx5="http://schemas.microsoft.com/office/drawing/2016/5/11/chartex" xmlns:cx6="http://schemas.microsoft.com/office/drawing/2016/5/12/chartex" xmlns:cx7="http://schemas.microsoft.com/office/drawing/2016/5/13/chartex" xmlns:cx8="http://schemas.microsoft.com/office/drawing/2016/5/14/chartex" xmlns:mc="http://schemas.openxmlformats.org/markup-compatibility/2006" xmlns:aink="http://schemas.microsoft.com/office/drawing/2016/ink" xmlns:am3d="http://schemas.microsoft.com/office/drawing/2017/model3d" xmlns:o="urn:schemas-microsoft-com:office:office" xmlns:oel="http://schemas.microsoft.com/office/2019/extlst" xmlns:r="http://schemas.openxmlformats.org/officeDocument/2006/relationships" xmlns:m="http://schemas.openxmlformats.org/officeDocument/2006/math" xmlns:v="urn:schemas-microsoft-com:vml" xmlns:wp14="http://schemas.microsoft.com/office/word/2010/wordprocessingDrawing" xmlns:wp="http://schemas.openxmlformats.org/drawingml/2006/wordprocessingDrawing" xmlns:w10="urn:schemas-microsoft-com:office:word" xmlns:w="http://schemas.openxmlformats.org/wordprocessingml/2006/main" xmlns:w14="http://schemas.microsoft.com/office/word/2010/wordml" xmlns:w15="http://schemas.microsoft.com/office/word/2012/wordml" xmlns:w16cex="http://schemas.microsoft.com/office/word/2018/wordml/cex" xmlns:w16cid="http://schemas.microsoft.com/office/word/2016/wordml/cid" xmlns:w16="http://schemas.microsoft.com/office/word/2018/wordml" xmlns:w16du="http://schemas.microsoft.com/office/word/2023/wordml/word16du" xmlns:w16sdtdh="http://schemas.microsoft.com/office/word/2020/wordml/sdtdatahash" xmlns:w16sdtfl="http://schemas.microsoft.com/office/word/2024/wordml/sdtformatlock" xmlns:w16se="http://schemas.microsoft.com/office/word/2015/wordml/symex" xmlns:wpg="http://schemas.microsoft.com/office/word/2010/wordprocessingGroup" xmlns:wpi="http://schemas.microsoft.com/office/word/2010/wordprocessingInk" xmlns:wne="http://schemas.microsoft.com/office/word/2006/wordml" xmlns:wps="http://schemas.microsoft.com/office/word/2010/wordprocessingShape" mc:Ignorable="w14 w15 w16se w16cid w16 w16cex w16sdtdh w16sdtfl w16du wp14">
+  <w:p>
+    <w:pPr>
+      <w:pStyle w:val="Header"/>
+    </w:pPr>
+    <w:hyperlink r:id="rId1" w:history="1">
+      <w:r>
+        <w:rPr>
+          <w:rStyle w:val="Hyperlink"/>
+        </w:rPr>
+        <w:t>https://github.com/riasat97/Comp228_Assign1_RN_F2026</w:t>
+      </w:r>
+    </w:hyperlink>
+  </w:p>
+</w:hdr>
 </file>
 
 <file path=word/styles.xml><?xml version="1.0" encoding="utf-8"?>
@@ -1732,6 +2354,73 @@
       <w:spacing w:val="5"/>
     </w:rPr>
   </w:style>
+  <w:style w:type="paragraph" w:styleId="Header">
+    <w:name w:val="header"/>
+    <w:basedOn w:val="Normal"/>
+    <w:link w:val="HeaderChar"/>
+    <w:uiPriority w:val="99"/>
+    <w:unhideWhenUsed/>
+    <w:rsid w:val="00584C8A"/>
+    <w:pPr>
+      <w:tabs>
+        <w:tab w:val="center" w:pos="4680"/>
+        <w:tab w:val="right" w:pos="9360"/>
+      </w:tabs>
+      <w:spacing w:after="0" w:line="240" w:lineRule="auto"/>
+    </w:pPr>
+  </w:style>
+  <w:style w:type="character" w:customStyle="1" w:styleId="HeaderChar">
+    <w:name w:val="Header Char"/>
+    <w:basedOn w:val="DefaultParagraphFont"/>
+    <w:link w:val="Header"/>
+    <w:uiPriority w:val="99"/>
+    <w:rsid w:val="00584C8A"/>
+  </w:style>
+  <w:style w:type="paragraph" w:styleId="Footer">
+    <w:name w:val="footer"/>
+    <w:basedOn w:val="Normal"/>
+    <w:link w:val="FooterChar"/>
+    <w:uiPriority w:val="99"/>
+    <w:unhideWhenUsed/>
+    <w:rsid w:val="00584C8A"/>
+    <w:pPr>
+      <w:tabs>
+        <w:tab w:val="center" w:pos="4680"/>
+        <w:tab w:val="right" w:pos="9360"/>
+      </w:tabs>
+      <w:spacing w:after="0" w:line="240" w:lineRule="auto"/>
+    </w:pPr>
+  </w:style>
+  <w:style w:type="character" w:customStyle="1" w:styleId="FooterChar">
+    <w:name w:val="Footer Char"/>
+    <w:basedOn w:val="DefaultParagraphFont"/>
+    <w:link w:val="Footer"/>
+    <w:uiPriority w:val="99"/>
+    <w:rsid w:val="00584C8A"/>
+  </w:style>
+  <w:style w:type="character" w:styleId="Hyperlink">
+    <w:name w:val="Hyperlink"/>
+    <w:basedOn w:val="DefaultParagraphFont"/>
+    <w:uiPriority w:val="99"/>
+    <w:unhideWhenUsed/>
+    <w:rsid w:val="006B5F73"/>
+    <w:rPr>
+      <w:color w:val="0563C1" w:themeColor="hyperlink"/>
+      <w:u w:val="single"/>
+    </w:rPr>
+  </w:style>
+  <w:style w:type="character" w:styleId="UnresolvedMention">
+    <w:name w:val="Unresolved Mention"/>
+    <w:basedOn w:val="DefaultParagraphFont"/>
+    <w:uiPriority w:val="99"/>
+    <w:semiHidden/>
+    <w:unhideWhenUsed/>
+    <w:rsid w:val="006B5F73"/>
+    <w:rPr>
+      <w:color w:val="605E5C"/>
+      <w:shd w:val="clear" w:color="auto" w:fill="E1DFDD"/>
+    </w:rPr>
+  </w:style>
 </w:styles>
 </file>
 
